--- a/outputs/ats/comprehensive/long/corporate_blue/docx/dheeraj_chand_comprehensive_long_corporate_blue.docx
+++ b/outputs/ats/comprehensive/long/corporate_blue/docx/dheeraj_chand_comprehensive_long_corporate_blue.docx
@@ -32,7 +32,7 @@
     </w:p>
     <w:p>
       <w:r>
-        <w:t>Data scientist and software engineer with 15+ years building systems that matter. Discovered systematic demographic coding errors affecting 50M voters, developed geospatial ML algorithms improving classification accuracy from 23% to 64%. Saved organizations $4.7M through better algorithms, and built platforms used by thousands of analysts nationwide. Expert in translating complex analytical requirements into scalable technical solutions.</w:t>
+        <w:t>I've spent 20+ years at the intersection of geography, demographics, and software — building systems that help people understand who lives where, why it matters, and what to do about it. I found systematic race coding errors in national voter files that nobody else had caught. I built a redistricting platform used by nearly 13,000 analysts. I maintain an open-source geospatial data sciences library with 1,884+ tests. The through-line is always the same: data has a geography, and if you ignore it, you're getting the wrong answer.</w:t>
       </w:r>
     </w:p>
     <w:p>
@@ -71,7 +71,7 @@
     </w:p>
     <w:p>
       <w:r>
-        <w:t xml:space="preserve">• Discovered systematic race coding errors affecting </w:t>
+        <w:t xml:space="preserve">• Discovered systematic race coding errors in national voter databases affecting </w:t>
       </w:r>
       <w:r>
         <w:rPr>
@@ -81,7 +81,7 @@
         <w:t>50M</w:t>
       </w:r>
       <w:r>
-        <w:t xml:space="preserve"> voters, developed geospatial machine learning algorithms improving demographic classification accuracy from </w:t>
+        <w:t xml:space="preserve">+ voters. Built geospatial ML algorithms improving demographic classification accuracy from </w:t>
       </w:r>
       <w:r>
         <w:rPr>
@@ -103,12 +103,22 @@
     </w:p>
     <w:p>
       <w:r>
-        <w:t>• Built redistricting platform used by thousands of analysts nationwide with real-time collaborative editing and Census integration</w:t>
+        <w:t xml:space="preserve">• Built a redistricting platform used by </w:t>
+      </w:r>
+      <w:r>
+        <w:rPr>
+          <w:b/>
+          <w:color w:val="2C3E50"/>
+        </w:rPr>
+        <w:t>12,847</w:t>
+      </w:r>
+      <w:r>
+        <w:t xml:space="preserve"> analysts across 89 organizations during the 2021 cycle, with real-time collaborative editing and Census integration</w:t>
       </w:r>
     </w:p>
     <w:p>
       <w:r>
-        <w:t xml:space="preserve">• Utilized advanced sampling methods to decrease survey margin of error from </w:t>
+        <w:t xml:space="preserve">• Designed sampling methods cutting survey margin of error from </w:t>
       </w:r>
       <w:r>
         <w:rPr>
@@ -128,7 +138,7 @@
         <w:t>±2.1%</w:t>
       </w:r>
       <w:r>
-        <w:t xml:space="preserve">, increasing voter turnout prediction accuracy from </w:t>
+        <w:t xml:space="preserve"> and improving turnout prediction accuracy from </w:t>
       </w:r>
       <w:r>
         <w:rPr>
@@ -147,13 +157,10 @@
         </w:rPr>
         <w:t>87%</w:t>
       </w:r>
-      <w:r>
-        <w:t>, and ensuring survey results more closely reflected true population attitudes</w:t>
-      </w:r>
     </w:p>
     <w:p>
       <w:r>
-        <w:t xml:space="preserve">• Trigonometric algorithm for boundary estimation reduced mapping costs by </w:t>
+        <w:t xml:space="preserve">• Invented trigonometric boundary estimation algorithm that cut mapping costs </w:t>
       </w:r>
       <w:r>
         <w:rPr>
@@ -163,7 +170,7 @@
         <w:t>73.5%</w:t>
       </w:r>
       <w:r>
-        <w:t xml:space="preserve">, saving campaigns and organizations </w:t>
+        <w:t xml:space="preserve">, saving organizations </w:t>
       </w:r>
       <w:r>
         <w:rPr>
@@ -172,33 +179,30 @@
         </w:rPr>
         <w:t>$4.7M</w:t>
       </w:r>
+    </w:p>
+    <w:p>
       <w:r>
-        <w:t xml:space="preserve"> and enabling smaller nonprofits to conduct analysis</w:t>
+        <w:t>• Built real-time FEC fraud detection using Python, Pandas, and PySpark — processing billions of records daily</w:t>
       </w:r>
     </w:p>
     <w:p>
       <w:r>
-        <w:t xml:space="preserve">• Built real-time FEC analysis systems using Python, Pandas and PySpark to detect likely fraud, money laundering and financial crimes across billions of records daily, performing time series analysis on trillions of records in the political spending sub-economy valued over </w:t>
+        <w:t>• Briefed senior government officials on election integrity and voter sentiment. Data analysis cited in Supreme Court case proceedings</w:t>
+      </w:r>
+    </w:p>
+    <w:p>
+      <w:r>
+        <w:t xml:space="preserve">• Built and maintain siege_utilities — open-source geospatial data sciences library with 37 GeoDjango models, PySpark/Sedona integration, and </w:t>
       </w:r>
       <w:r>
         <w:rPr>
           <w:b/>
           <w:color w:val="2C3E50"/>
         </w:rPr>
-        <w:t>$2</w:t>
+        <w:t>1,884</w:t>
       </w:r>
       <w:r>
-        <w:t xml:space="preserve"> trillion</w:t>
-      </w:r>
-    </w:p>
-    <w:p>
-      <w:r>
-        <w:t>• Provided expert testimony and press briefings on electoral data integrity and demographic modeling accuracy</w:t>
-      </w:r>
-    </w:p>
-    <w:p>
-      <w:r>
-        <w:t>• Data analysis utilized in Supreme Court case, with expert methodology validated at the highest judicial level</w:t>
+        <w:t>+ tests</w:t>
       </w:r>
     </w:p>
     <w:p>
@@ -216,17 +220,17 @@
     </w:p>
     <w:p>
       <w:r>
-        <w:t>• Led design and implementation of enterprise-scale multi-tenant data warehouse for geo-referenced demographic, econometric, and electoral data</w:t>
+        <w:t>• Led design and implementation of an enterprise-scale multi-tenant data warehouse for geo-referenced demographic, econometric, and electoral data</w:t>
       </w:r>
     </w:p>
     <w:p>
       <w:r>
-        <w:t>• Managed engineering team of 11 professionals while setting technical direction for data architecture</w:t>
+        <w:t>• Managed an engineering team of 11 while setting technical direction for data architecture and pipeline modernization</w:t>
       </w:r>
     </w:p>
     <w:p>
       <w:r>
-        <w:t xml:space="preserve">• Modernized legacy ETL processes by implementing dbt and PySpark workflows, reducing processing time by </w:t>
+        <w:t xml:space="preserve">• Modernized legacy ETL processes with dbt, PySpark, and Databricks workflows — cut processing time by </w:t>
       </w:r>
       <w:r>
         <w:rPr>
@@ -251,17 +255,17 @@
     </w:p>
     <w:p>
       <w:r>
-        <w:t>• Restructured the Decision Sciences Department to scale capabilities from small-scale data analysis to comprehensive big data operations</w:t>
+        <w:t>• Rebuilt the Decision Sciences Department from scratch — introduced version control, Agile, and spatial analysis to a team that had been doing everything in Excel</w:t>
       </w:r>
     </w:p>
     <w:p>
       <w:r>
-        <w:t>• Implemented spatial analysis and consumer segmentation methodologies that revealed new insights about existing customers</w:t>
+        <w:t>• Implemented spatial analysis and consumer segmentation that revealed patterns in existing customer data nobody had seen before</w:t>
       </w:r>
     </w:p>
     <w:p>
       <w:r>
-        <w:t>• Advanced Statistical and ML techniques for segmentation and behavioral clustering</w:t>
+        <w:t>• Built ML-based segmentation and behavioral clustering models for multi-million dollar advertising campaigns</w:t>
       </w:r>
     </w:p>
     <w:p>
@@ -274,22 +278,22 @@
     </w:p>
     <w:p>
       <w:r>
-        <w:t>Software Development</w:t>
+        <w:t>Humanitarian Technology</w:t>
       </w:r>
     </w:p>
     <w:p>
       <w:r>
-        <w:t>• Conceived, architected and engineered econometric simulation software for humanitarian crises intervention measurement</w:t>
+        <w:t>• Conceived, architected, and built econometric simulation software for measuring humanitarian crisis interventions</w:t>
       </w:r>
     </w:p>
     <w:p>
       <w:r>
-        <w:t>• Liaised with data and engineering directors at multinational NGOs (UNICEF, IFRC)</w:t>
+        <w:t>• Worked directly with data and engineering directors at UNICEF and IFRC on impact assessment tools</w:t>
       </w:r>
     </w:p>
     <w:p>
       <w:r>
-        <w:t>• Geospatial analysis on populations and boundaries for impact assessment</w:t>
+        <w:t>• Built geospatial analysis systems for population and boundary assessment in crisis zones</w:t>
       </w:r>
     </w:p>
     <w:p>
@@ -307,17 +311,17 @@
     </w:p>
     <w:p>
       <w:r>
-        <w:t>• Designed comprehensive survey instruments for specialized voting segments and niche markets</w:t>
+        <w:t>• Designed survey instruments for specialized voting segments and niche markets</w:t>
       </w:r>
     </w:p>
     <w:p>
       <w:r>
-        <w:t>• Developed sophisticated analytical products and reports that delivered actionable insights to clients</w:t>
+        <w:t>• Co-developed a web application managing all aspects of survey operations — instrument design through data collection and analysis</w:t>
       </w:r>
     </w:p>
     <w:p>
       <w:r>
-        <w:t>• Co-developed a web application to manage all aspects of survey operations, from instrument design to data collection and analysis</w:t>
+        <w:t>• Introduced geospatial techniques to enhance market segmentation, providing location-based consumer insights the firm had never offered</w:t>
       </w:r>
     </w:p>
     <w:p>
@@ -330,22 +334,32 @@
     </w:p>
     <w:p>
       <w:r>
-        <w:t>Political Research &amp; Data Analysis (FLEEM System)</w:t>
+        <w:t>Political Research &amp; Data Analysis</w:t>
       </w:r>
     </w:p>
     <w:p>
       <w:r>
-        <w:t>• Conceived, architected, and engineered FLEEM web application using Twilio API handling tens of thousands of simultaneous phone calls using emulated predictive dialer for regulated political surveys</w:t>
+        <w:t xml:space="preserve">• Conceived and built FLEEM — a Twilio-based web application emulating a predictive dialer for regulated political surveys, handling </w:t>
+      </w:r>
+      <w:r>
+        <w:rPr>
+          <w:b/>
+          <w:color w:val="2C3E50"/>
+        </w:rPr>
+        <w:t>10,000</w:t>
+      </w:r>
+      <w:r>
+        <w:t>+ simultaneous calls</w:t>
       </w:r>
     </w:p>
     <w:p>
       <w:r>
-        <w:t>• Developed IVR polling system for early quantitative research supporting Senators Martin Heinrich and Elizabeth Warren</w:t>
+        <w:t>• Built IVR polling system supporting early quantitative research for Senators Martin Heinrich and Elizabeth Warren</w:t>
       </w:r>
     </w:p>
     <w:p>
       <w:r>
-        <w:t>• Built comprehensive tabular and graphical reporting system with Python, GeoDjango, PostGIS, and Apache webserver</w:t>
+        <w:t>• Developed reporting system with Python, GeoDjango, PostGIS, and Apache — tabular and graphical outputs for campaign decision-making</w:t>
       </w:r>
     </w:p>
     <w:p>
@@ -353,27 +367,27 @@
         <w:pStyle w:val="Heading3"/>
       </w:pPr>
       <w:r>
-        <w:t>Field Director - The Feldman Group (Austin, TX) | 2011 - 2012</w:t>
+        <w:t>Field Director - The Feldman Group (Washington, DC) | 2011 - 2012</w:t>
       </w:r>
     </w:p>
     <w:p>
       <w:r>
-        <w:t>Political Campaign Management</w:t>
+        <w:t>Political Research</w:t>
       </w:r>
     </w:p>
     <w:p>
       <w:r>
-        <w:t>• Managed all aspects of survey fielding for a multi-million dollar research firm, including scheduling, oversight, sampling, and quality control</w:t>
+        <w:t>• Managed survey fielding for a multi-million dollar research firm — scheduling, oversight, sampling, and quality control</w:t>
       </w:r>
     </w:p>
     <w:p>
       <w:r>
-        <w:t>• Developed and implemented data warehousing solutions for efficient storage and retrieval of research findings</w:t>
+        <w:t>• Built data warehousing solutions for research findings storage and retrieval</w:t>
       </w:r>
     </w:p>
     <w:p>
       <w:r>
-        <w:t>• Created custom reports and data visualizations based on specific client requirements</w:t>
+        <w:t>• Introduced mapping and geospatial analysis into standard reporting</w:t>
       </w:r>
     </w:p>
     <w:p>
@@ -391,17 +405,17 @@
     </w:p>
     <w:p>
       <w:r>
-        <w:t>• Developed geospatial analysis and mapping tools for political CRM platform serving progressive campaigns nationwide</w:t>
+        <w:t>• Built geospatial analysis and mapping tools for a political CRM platform serving progressive campaigns</w:t>
       </w:r>
     </w:p>
     <w:p>
       <w:r>
-        <w:t>• Built database integration systems connecting voter files with campaign management tools</w:t>
+        <w:t>• Developed database integration connecting voter files with campaign management tools</w:t>
       </w:r>
     </w:p>
     <w:p>
       <w:r>
-        <w:t>• Created automated data processing pipelines for voter contact and engagement optimization</w:t>
+        <w:t>• Created data processing pipelines for voter contact optimization</w:t>
       </w:r>
     </w:p>
     <w:p>
@@ -419,17 +433,12 @@
     </w:p>
     <w:p>
       <w:r>
-        <w:t>• Managed technology infrastructure for public health advocacy organization</w:t>
+        <w:t>• Managed technology infrastructure for a public health advocacy organization</w:t>
       </w:r>
     </w:p>
     <w:p>
       <w:r>
-        <w:t>• Developed database systems for tracking policy initiatives and outcomes</w:t>
-      </w:r>
-    </w:p>
-    <w:p>
-      <w:r>
-        <w:t>• Implemented CRM systems for stakeholder engagement and outreach</w:t>
+        <w:t>• Built database systems for tracking policy initiatives and outcomes</w:t>
       </w:r>
     </w:p>
     <w:p>
@@ -447,17 +456,17 @@
     </w:p>
     <w:p>
       <w:r>
-        <w:t>• Designed questionnaires and analyzed data for complex market research studies across diverse industries</w:t>
+        <w:t>• Pioneered integration of choropleths and hexagonal grid maps into standard polling reports — the firm had never used spatial visualization before</w:t>
       </w:r>
     </w:p>
     <w:p>
       <w:r>
-        <w:t>• Conducted statistical modeling and analysis to address multifaceted consumer behavior questions</w:t>
+        <w:t>• Designed questionnaires and analyzed data for market research studies across diverse industries</w:t>
       </w:r>
     </w:p>
     <w:p>
       <w:r>
-        <w:t>• Pioneered the integration of advanced mapping techniques into standard reports, including choropleths and hexagonal grid maps</w:t>
+        <w:t>• Built statistical models for consumer behavior analysis</w:t>
       </w:r>
     </w:p>
     <w:p>
@@ -473,22 +482,22 @@
         <w:pStyle w:val="Heading3"/>
       </w:pPr>
       <w:r>
-        <w:t>National Redistricting Platform</w:t>
+        <w:t>siege_utilities — Geospatial Data Sciences Library (2019 - Present)</w:t>
       </w:r>
     </w:p>
     <w:p>
       <w:r>
-        <w:t>Cloud-based GeoDjango platform for redistricting analysis with real-time collaborative editing and Census integration, used by thousands of analysts nationwide during 2021 redistricting cycle</w:t>
+        <w:t>Open-source Python library powering all Siege Analytics workflows. 37 GeoDjango models for Census TIGER, NCES, NLRB, and Federal Judicial Districts. 9 population services for demographic analysis. PySpark/Apache Sedona distributed computing utilities. Census API integration for ACS, Decennial, and PL 94-171 redistricting data. Hydra + Pydantic configuration system. 1,884+ tests. Dual-licensed AGPLv3/Commercial.</w:t>
       </w:r>
     </w:p>
     <w:p>
       <w:r>
-        <w:t>Technologies: GeoDjango, PostGIS, AWS, Docker, React, Python, Redis</w:t>
+        <w:t>Technologies: Python, GeoDjango, PostGIS, PySpark, Apache Sedona, Hydra, Pydantic, Snowflake, Census API</w:t>
       </w:r>
     </w:p>
     <w:p>
       <w:r>
-        <w:t>Impact: Reduced mapping costs by 73.5%, saving organizations $4.7M in operational expenses. Served 12,847 analysts across 89 organizations.</w:t>
+        <w:t>Impact: Foundation infrastructure for all Siege Analytics projects — every analysis pipeline and data product depends on it. Demonstrates commitment to open-source and rigorous engineering practices.</w:t>
       </w:r>
     </w:p>
     <w:p>
@@ -496,22 +505,22 @@
         <w:pStyle w:val="Heading3"/>
       </w:pPr>
       <w:r>
-        <w:t>FLEEM Political Polling System</w:t>
+        <w:t>National Redistricting Platform (2020 - 2022)</w:t>
       </w:r>
     </w:p>
     <w:p>
       <w:r>
-        <w:t>Web application using Twilio API for regulated political surveys, handling tens of thousands of simultaneous calls with predictive dialer functionality</w:t>
+        <w:t>Cloud-based GeoDjango platform for redistricting analysis with real-time collaborative editing and Census integration, used by 12,847 analysts across 89 organizations during the 2021 redistricting cycle.</w:t>
       </w:r>
     </w:p>
     <w:p>
       <w:r>
-        <w:t>Technologies: Twilio API, Python, Django, PostgreSQL, JavaScript, Apache</w:t>
+        <w:t>Technologies: GeoDjango, PostGIS, AWS, Docker, React, Python, Redis, WebSockets</w:t>
       </w:r>
     </w:p>
     <w:p>
       <w:r>
-        <w:t>Impact: Saved PAC $840,000 annually in polling costs while significantly improving data collection efficiency</w:t>
+        <w:t>Impact: Reduced mapping costs by 73.5%, saving organizations $4.7M. Made redistricting analysis accessible to organizations that previously couldn't afford it.</w:t>
       </w:r>
     </w:p>
     <w:p>
@@ -519,22 +528,45 @@
         <w:pStyle w:val="Heading3"/>
       </w:pPr>
       <w:r>
-        <w:t>Geospatial Demographic Classification System</w:t>
+        <w:t>FLEEM Political Polling System (2011 - 2012)</w:t>
       </w:r>
     </w:p>
     <w:p>
       <w:r>
-        <w:t>Machine learning platform for demographic analysis that discovered systematic coding errors and improved classification accuracy from 23% to 64%</w:t>
+        <w:t>Web application using Twilio API for regulated political surveys, emulating a predictive dialer to handle 10,000+ simultaneous calls. Built for PCCC, used in campaigns for Senators Heinrich and Warren.</w:t>
       </w:r>
     </w:p>
     <w:p>
       <w:r>
-        <w:t>Technologies: Python, Scikit-learn, PostGIS, GeoPandas, TensorFlow, AWS</w:t>
+        <w:t>Technologies: Twilio API, Python, Django, PostgreSQL, GeoDjango, PostGIS, JavaScript, Apache</w:t>
       </w:r>
     </w:p>
     <w:p>
       <w:r>
-        <w:t>Impact: Corrected demographic data affecting 50M voters nationwide, improved electoral prediction accuracy by 22%</w:t>
+        <w:t>Impact: Saved PAC $840,000 annually in polling costs. Supported polling for presidential, gubernatorial, congressional, and senatorial campaigns.</w:t>
+      </w:r>
+    </w:p>
+    <w:p>
+      <w:pPr>
+        <w:pStyle w:val="Heading3"/>
+      </w:pPr>
+      <w:r>
+        <w:t>Geospatial Demographic Classification System (2014 - Present)</w:t>
+      </w:r>
+    </w:p>
+    <w:p>
+      <w:r>
+        <w:t>Machine learning system that discovered systematic race coding errors in national voter databases and improved demographic classification accuracy from 23% to 64%. The finding affected all Black and Asian-American voters in the system.</w:t>
+      </w:r>
+    </w:p>
+    <w:p>
+      <w:r>
+        <w:t>Technologies: Python, Scikit-learn, PostGIS, GeoPandas, TensorFlow, PySpark, AWS</w:t>
+      </w:r>
+    </w:p>
+    <w:p>
+      <w:r>
+        <w:t>Impact: Corrected demographic data affecting 50M+ voters nationwide. Improved electoral prediction accuracy by 22%. Analysis cited in Supreme Court proceedings.</w:t>
       </w:r>
     </w:p>
     <w:p>
@@ -547,17 +579,17 @@
     </w:p>
     <w:p>
       <w:r>
-        <w:t>Multi-tenant data warehouse harmonizing polling data from tens of polling and mail firms with different methodologies and encoding systems</w:t>
+        <w:t>Multi-tenant data warehouse harmonizing polling data from dozens of firms with different methodologies and encoding systems into a unified, queryable dataset.</w:t>
       </w:r>
     </w:p>
     <w:p>
       <w:r>
-        <w:t>Technologies: Python, PostgreSQL, PostGIS, ETL Pipelines, Data Standardization, Meta-Analysis</w:t>
+        <w:t>Technologies: Python, PostgreSQL, PostGIS, PySpark, ETL Pipelines, Meta-Analysis</w:t>
       </w:r>
     </w:p>
     <w:p>
       <w:r>
-        <w:t>Impact: Created $1B+ dataset that became foundation for modern electoral analytics, serving tens of polling and mail firms with different methodologies</w:t>
+        <w:t>Impact: Created a $1B+ dataset that became a foundation for modern electoral analytics, serving dozens of polling and mail firms.</w:t>
       </w:r>
     </w:p>
     <w:p>
@@ -565,12 +597,12 @@
         <w:pStyle w:val="Heading3"/>
       </w:pPr>
       <w:r>
-        <w:t>High-Performance Geospatial Tile Server</w:t>
+        <w:t>High-Performance Geospatial Tile Server (2010 - 2011)</w:t>
       </w:r>
     </w:p>
     <w:p>
       <w:r>
-        <w:t>Custom tile server for Web Map Service integration enabling interactive visualization of CRM and Census data</w:t>
+        <w:t>Custom tile server for WMS integration enabling interactive visualization of CRM and Census data for political campaigns.</w:t>
       </w:r>
     </w:p>
     <w:p>
@@ -580,7 +612,30 @@
     </w:p>
     <w:p>
       <w:r>
-        <w:t>Impact: Improved contact rates by 53% and segmentation accuracy by 88% through enhanced data visualization</w:t>
+        <w:t>Impact: Improved contact rates by 53% and segmentation accuracy by 88% through spatial visualization of campaign data.</w:t>
+      </w:r>
+    </w:p>
+    <w:p>
+      <w:pPr>
+        <w:pStyle w:val="Heading3"/>
+      </w:pPr>
+      <w:r>
+        <w:t>MuseScore Chord Library Plugin (2026)</w:t>
+      </w:r>
+    </w:p>
+    <w:p>
+      <w:r>
+        <w:t>MuseScore Studio 4.6+ plugin replacing the flat palette system with a searchable, filterable chord voicing library for jazz guitar. 787 voicings across 39 chord qualities with fretboard diagrams that insert directly into scores. First pass accepted into the MuseScore ecosystem without revision or objection.</w:t>
+      </w:r>
+    </w:p>
+    <w:p>
+      <w:r>
+        <w:t>Technologies: QML, JavaScript, Python, Swift, JSON Schema, Cross-Platform Clipboard APIs</w:t>
+      </w:r>
+    </w:p>
+    <w:p>
+      <w:r>
+        <w:t>Impact: Accepted into MuseScore's plugin ecosystem on first submission. Identified a product gap — MuseScore had no way to manage large voicing libraries — and filled it with a complete solution in days.</w:t>
       </w:r>
     </w:p>
     <w:p>
@@ -601,27 +656,32 @@
     </w:p>
     <w:p>
       <w:r>
-        <w:t>• Breakthrough demographic discovery: Uncovered systematic voter miscoding affecting millions</w:t>
-      </w:r>
-    </w:p>
-    <w:p>
-      <w:r>
-        <w:t xml:space="preserve">• </w:t>
+        <w:t xml:space="preserve">• Discovered systematic race coding errors in national voter databases affecting all Black and Asian-American voters — decades of miscoding nobody else had caught. Built geospatial ML algorithms improving classification accuracy from </w:t>
       </w:r>
       <w:r>
         <w:rPr>
           <w:b/>
           <w:color w:val="2C3E50"/>
         </w:rPr>
-        <w:t>178%</w:t>
+        <w:t>23%</w:t>
       </w:r>
       <w:r>
-        <w:t xml:space="preserve"> accuracy improvement in racial classification algorithms</w:t>
+        <w:t xml:space="preserve"> to </w:t>
+      </w:r>
+      <w:r>
+        <w:rPr>
+          <w:b/>
+          <w:color w:val="2C3E50"/>
+        </w:rPr>
+        <w:t>64%</w:t>
+      </w:r>
+      <w:r>
+        <w:t>.</w:t>
       </w:r>
     </w:p>
     <w:p>
       <w:r>
-        <w:t xml:space="preserve">• Algorithmic innovation: Pioneered trigonometric boundary estimation reducing mapping costs </w:t>
+        <w:t xml:space="preserve">• Invented a trigonometric boundary estimation algorithm that reduced mapping costs by </w:t>
       </w:r>
       <w:r>
         <w:rPr>
@@ -630,10 +690,8 @@
         </w:rPr>
         <w:t>73.5%</w:t>
       </w:r>
-    </w:p>
-    <w:p>
       <w:r>
-        <w:t xml:space="preserve">• </w:t>
+        <w:t xml:space="preserve">, saving campaigns and nonprofits </w:t>
       </w:r>
       <w:r>
         <w:rPr>
@@ -643,12 +701,12 @@
         <w:t>$4.7M</w:t>
       </w:r>
       <w:r>
-        <w:t xml:space="preserve"> savings enabled nonprofit access</w:t>
+        <w:t xml:space="preserve"> and making redistricting analysis accessible to organizations that couldn't previously afford it.</w:t>
       </w:r>
     </w:p>
     <w:p>
       <w:r>
-        <w:t xml:space="preserve">• Platform impact: Built redistricting system serving </w:t>
+        <w:t xml:space="preserve">• Built a redistricting platform serving </w:t>
       </w:r>
       <w:r>
         <w:rPr>
@@ -658,17 +716,12 @@
         <w:t>12,847</w:t>
       </w:r>
       <w:r>
-        <w:t xml:space="preserve"> analysts across 89 organizations</w:t>
+        <w:t xml:space="preserve"> analysts across 89 organizations during the 2021 redistricting cycle, with real-time collaborative editing and Census integration.</w:t>
       </w:r>
     </w:p>
     <w:p>
       <w:r>
-        <w:t>• Real-time collaboration at national scale</w:t>
-      </w:r>
-    </w:p>
-    <w:p>
-      <w:r>
-        <w:t xml:space="preserve">• Predictive excellence: Utilized advanced sampling methods to decrease survey margin of error from </w:t>
+        <w:t xml:space="preserve">• Designed sampling methods that cut survey margin of error from </w:t>
       </w:r>
       <w:r>
         <w:rPr>
@@ -687,10 +740,8 @@
         </w:rPr>
         <w:t>±2.1%</w:t>
       </w:r>
-    </w:p>
-    <w:p>
       <w:r>
-        <w:t xml:space="preserve">• Increased voter turnout prediction accuracy from </w:t>
+        <w:t xml:space="preserve"> and improved voter turnout prediction accuracy from </w:t>
       </w:r>
       <w:r>
         <w:rPr>
@@ -709,10 +760,18 @@
         </w:rPr>
         <w:t>87%</w:t>
       </w:r>
+      <w:r>
+        <w:t>. Consistently outperformed competing firms by 15-20 percentage points.</w:t>
+      </w:r>
     </w:p>
     <w:p>
       <w:r>
-        <w:t>• Legal precedent: Data analysis utilized in Supreme Court case</w:t>
+        <w:t>• Data analysis cited in Supreme Court case proceedings, with expert methodology validated at the highest judicial level.</w:t>
+      </w:r>
+    </w:p>
+    <w:p>
+      <w:r>
+        <w:t>• Briefed Presidents, Congressmen, Senators, and Governors on election integrity, voter sentiment, and postmortem analysis. Provided expert testimony on electoral data integrity.</w:t>
       </w:r>
     </w:p>
     <w:p>
@@ -730,7 +789,7 @@
     </w:p>
     <w:p>
       <w:r>
-        <w:t>GEOSPATIAL TECHNOLOGIES Databases; Analysis Tools; Web Mapping; Processing</w:t>
+        <w:t>GEOSPATIAL TECHNOLOGIES Databases; Analysis Tools; Web Mapping; Processing; Library</w:t>
       </w:r>
     </w:p>
     <w:p>

--- a/outputs/ats/comprehensive/long/corporate_blue/docx/dheeraj_chand_comprehensive_long_corporate_blue.docx
+++ b/outputs/ats/comprehensive/long/corporate_blue/docx/dheeraj_chand_comprehensive_long_corporate_blue.docx
@@ -118,44 +118,7 @@
     </w:p>
     <w:p>
       <w:r>
-        <w:t xml:space="preserve">• Designed sampling methods cutting survey margin of error from </w:t>
-      </w:r>
-      <w:r>
-        <w:rPr>
-          <w:b/>
-          <w:color w:val="2C3E50"/>
-        </w:rPr>
-        <w:t>±4.2%</w:t>
-      </w:r>
-      <w:r>
-        <w:t xml:space="preserve"> to </w:t>
-      </w:r>
-      <w:r>
-        <w:rPr>
-          <w:b/>
-          <w:color w:val="2C3E50"/>
-        </w:rPr>
-        <w:t>±2.1%</w:t>
-      </w:r>
-      <w:r>
-        <w:t xml:space="preserve"> and improving turnout prediction accuracy from </w:t>
-      </w:r>
-      <w:r>
-        <w:rPr>
-          <w:b/>
-          <w:color w:val="2C3E50"/>
-        </w:rPr>
-        <w:t>71%</w:t>
-      </w:r>
-      <w:r>
-        <w:t xml:space="preserve"> to </w:t>
-      </w:r>
-      <w:r>
-        <w:rPr>
-          <w:b/>
-          <w:color w:val="2C3E50"/>
-        </w:rPr>
-        <w:t>87%</w:t>
+        <w:t>• Redesigned sampling methodologies to improve sample-to-universe correspondence, producing more representative surveys across electoral campaigns at every level</w:t>
       </w:r>
     </w:p>
     <w:p>
@@ -721,47 +684,7 @@
     </w:p>
     <w:p>
       <w:r>
-        <w:t xml:space="preserve">• Designed sampling methods that cut survey margin of error from </w:t>
-      </w:r>
-      <w:r>
-        <w:rPr>
-          <w:b/>
-          <w:color w:val="2C3E50"/>
-        </w:rPr>
-        <w:t>±4.2%</w:t>
-      </w:r>
-      <w:r>
-        <w:t xml:space="preserve"> to </w:t>
-      </w:r>
-      <w:r>
-        <w:rPr>
-          <w:b/>
-          <w:color w:val="2C3E50"/>
-        </w:rPr>
-        <w:t>±2.1%</w:t>
-      </w:r>
-      <w:r>
-        <w:t xml:space="preserve"> and improved voter turnout prediction accuracy from </w:t>
-      </w:r>
-      <w:r>
-        <w:rPr>
-          <w:b/>
-          <w:color w:val="2C3E50"/>
-        </w:rPr>
-        <w:t>71%</w:t>
-      </w:r>
-      <w:r>
-        <w:t xml:space="preserve"> to </w:t>
-      </w:r>
-      <w:r>
-        <w:rPr>
-          <w:b/>
-          <w:color w:val="2C3E50"/>
-        </w:rPr>
-        <w:t>87%</w:t>
-      </w:r>
-      <w:r>
-        <w:t>. Consistently outperformed competing firms by 15-20 percentage points.</w:t>
+        <w:t>• Redesigned sampling methodologies to achieve stronger sample-to-universe correspondence, producing more representative surveys and more reliable electoral predictions across presidential, gubernatorial, congressional, and senatorial campaigns.</w:t>
       </w:r>
     </w:p>
     <w:p>

--- a/outputs/ats/comprehensive/long/corporate_blue/docx/dheeraj_chand_comprehensive_long_corporate_blue.docx
+++ b/outputs/ats/comprehensive/long/corporate_blue/docx/dheeraj_chand_comprehensive_long_corporate_blue.docx
@@ -537,7 +537,7 @@
         <w:pStyle w:val="Heading3"/>
       </w:pPr>
       <w:r>
-        <w:t>Civic Graph Multi-Tenant Data Warehouse (2013 - 2016)</w:t>
+        <w:t>Civic Graph Multi-Tenant Data Warehouse (2021 - 2023)</w:t>
       </w:r>
     </w:p>
     <w:p>

--- a/outputs/ats/comprehensive/long/corporate_blue/docx/dheeraj_chand_comprehensive_long_corporate_blue.docx
+++ b/outputs/ats/comprehensive/long/corporate_blue/docx/dheeraj_chand_comprehensive_long_corporate_blue.docx
@@ -145,7 +145,7 @@
     </w:p>
     <w:p>
       <w:r>
-        <w:t>• Built real-time FEC fraud detection using Python, Pandas, and PySpark — processing billions of records daily</w:t>
+        <w:t>• Built real-time FEC fraud detection and analysis system (live at elect.info) using Python, Pandas, and PySpark — processing billions of records</w:t>
       </w:r>
     </w:p>
     <w:p>
@@ -193,7 +193,7 @@
     </w:p>
     <w:p>
       <w:r>
-        <w:t xml:space="preserve">• Modernized legacy ETL processes with dbt, PySpark, and Databricks workflows — cut processing time by </w:t>
+        <w:t xml:space="preserve">• Modernized legacy ETL processes with dbt, PySpark, Snowflake, and Databricks workflows — cut processing time by </w:t>
       </w:r>
       <w:r>
         <w:rPr>

--- a/outputs/ats/comprehensive/long/corporate_blue/docx/dheeraj_chand_comprehensive_long_corporate_blue.docx
+++ b/outputs/ats/comprehensive/long/corporate_blue/docx/dheeraj_chand_comprehensive_long_corporate_blue.docx
@@ -251,7 +251,7 @@
     </w:p>
     <w:p>
       <w:r>
-        <w:t>• Worked directly with data and engineering directors at UNICEF and IFRC on impact assessment tools</w:t>
+        <w:t>• Liaised with senior analysts and executives at the International Federation of Red Cross and UNICEF on impact assessment methodology and tooling</w:t>
       </w:r>
     </w:p>
     <w:p>

--- a/outputs/ats/comprehensive/long/corporate_blue/docx/dheeraj_chand_comprehensive_long_corporate_blue.docx
+++ b/outputs/ats/comprehensive/long/corporate_blue/docx/dheeraj_chand_comprehensive_long_corporate_blue.docx
@@ -506,7 +506,7 @@
     </w:p>
     <w:p>
       <w:r>
-        <w:t>Impact: Saved PAC $840,000 annually in polling costs. Supported polling for presidential, gubernatorial, congressional, and senatorial campaigns.</w:t>
+        <w:t>Impact: Saved PAC $500K+ annually by doing IVR polling in-house instead of contracting with Public Policy Polling. Supported campaigns for Senators Heinrich and Warren.</w:t>
       </w:r>
     </w:p>
     <w:p>
@@ -552,7 +552,7 @@
     </w:p>
     <w:p>
       <w:r>
-        <w:t>Impact: Created a $1B+ dataset that became a foundation for modern electoral analytics, serving dozens of polling and mail firms.</w:t>
+        <w:t>Impact: Created a dataset representing $1B+ in accumulated investment that became a foundation for modern electoral analytics, serving dozens of polling and mail firms.</w:t>
       </w:r>
     </w:p>
     <w:p>

--- a/outputs/ats/comprehensive/long/corporate_blue/docx/dheeraj_chand_comprehensive_long_corporate_blue.docx
+++ b/outputs/ats/comprehensive/long/corporate_blue/docx/dheeraj_chand_comprehensive_long_corporate_blue.docx
@@ -145,7 +145,7 @@
     </w:p>
     <w:p>
       <w:r>
-        <w:t>• Built real-time FEC fraud detection and analysis system (live at elect.info) using Python, Pandas, and PySpark — processing billions of records</w:t>
+        <w:t>• Built real-time FEC fraud detection and analysis system (live at [elect.info](https://elect.info)) using Python, Pandas, and PySpark — processing billions of records</w:t>
       </w:r>
     </w:p>
     <w:p>
@@ -155,7 +155,7 @@
     </w:p>
     <w:p>
       <w:r>
-        <w:t xml:space="preserve">• Built and maintain siege_utilities — open-source geospatial data sciences library with 37 GeoDjango models, PySpark/Sedona integration, and </w:t>
+        <w:t xml:space="preserve">• Built and maintain [siege_utilities](https://github.com/siege-analytics/siege_utilities) — open-source geospatial data sciences library with 37 GeoDjango models, PySpark/Sedona integration, and </w:t>
       </w:r>
       <w:r>
         <w:rPr>

--- a/outputs/ats/comprehensive/long/corporate_blue/docx/dheeraj_chand_comprehensive_long_corporate_blue.docx
+++ b/outputs/ats/comprehensive/long/corporate_blue/docx/dheeraj_chand_comprehensive_long_corporate_blue.docx
@@ -145,7 +145,7 @@
     </w:p>
     <w:p>
       <w:r>
-        <w:t>• Built real-time FEC fraud detection and analysis system (live at [elect.info](https://elect.info)) using Python, Pandas, and PySpark — processing billions of records</w:t>
+        <w:t>• Built real-time FEC fraud detection and analysis system (live at https://elect.info) using Python, Pandas, and PySpark — processing billions of records</w:t>
       </w:r>
     </w:p>
     <w:p>
@@ -155,7 +155,7 @@
     </w:p>
     <w:p>
       <w:r>
-        <w:t xml:space="preserve">• Built and maintain [siege_utilities](https://github.com/siege-analytics/siege_utilities) — open-source geospatial data sciences library with 37 GeoDjango models, PySpark/Sedona integration, and </w:t>
+        <w:t xml:space="preserve">• Built and maintain siege_utilities (https://github.com/siege-analytics/siege_utilities) — open-source geospatial data sciences library with 37 GeoDjango models, PySpark/Sedona integration, and </w:t>
       </w:r>
       <w:r>
         <w:rPr>

--- a/outputs/ats/comprehensive/long/corporate_blue/docx/dheeraj_chand_comprehensive_long_corporate_blue.docx
+++ b/outputs/ats/comprehensive/long/corporate_blue/docx/dheeraj_chand_comprehensive_long_corporate_blue.docx
@@ -145,7 +145,7 @@
     </w:p>
     <w:p>
       <w:r>
-        <w:t>• Built real-time FEC fraud detection and analysis system (live at https://elect.info) using Python, Pandas, and PySpark — processing billions of records</w:t>
+        <w:t>• Built real-time FEC fraud detection and analysis system (live at elect.info) using Python, Pandas, and PySpark — processing billions of records</w:t>
       </w:r>
     </w:p>
     <w:p>
@@ -155,7 +155,7 @@
     </w:p>
     <w:p>
       <w:r>
-        <w:t xml:space="preserve">• Built and maintain siege_utilities (https://github.com/siege-analytics/siege_utilities) — open-source geospatial data sciences library with 37 GeoDjango models, PySpark/Sedona integration, and </w:t>
+        <w:t xml:space="preserve">• Built and maintain siege_utilities — open-source geospatial data sciences library with 37 GeoDjango models, PySpark/Sedona integration, and </w:t>
       </w:r>
       <w:r>
         <w:rPr>

--- a/outputs/ats/comprehensive/long/corporate_blue/docx/dheeraj_chand_comprehensive_long_corporate_blue.docx
+++ b/outputs/ats/comprehensive/long/corporate_blue/docx/dheeraj_chand_comprehensive_long_corporate_blue.docx
@@ -155,7 +155,7 @@
     </w:p>
     <w:p>
       <w:r>
-        <w:t xml:space="preserve">• Built and maintain siege_utilities — open-source geospatial data sciences library with 37 GeoDjango models, PySpark/Sedona integration, and </w:t>
+        <w:t xml:space="preserve">• Built and maintain Siege Utilities — open-source geospatial data sciences library with 37 GeoDjango models, PySpark/Sedona integration, and </w:t>
       </w:r>
       <w:r>
         <w:rPr>
@@ -445,7 +445,7 @@
         <w:pStyle w:val="Heading3"/>
       </w:pPr>
       <w:r>
-        <w:t>siege_utilities — Geospatial Data Sciences Library (2019 - Present)</w:t>
+        <w:t>[Siege Utilities](https://github.com/siege-analytics/siege_utilities) — Geospatial Data Sciences Library (2019 - Present)</w:t>
       </w:r>
     </w:p>
     <w:p>

--- a/outputs/ats/comprehensive/long/corporate_blue/docx/dheeraj_chand_comprehensive_long_corporate_blue.docx
+++ b/outputs/ats/comprehensive/long/corporate_blue/docx/dheeraj_chand_comprehensive_long_corporate_blue.docx
@@ -145,7 +145,7 @@
     </w:p>
     <w:p>
       <w:r>
-        <w:t>• Built real-time FEC fraud detection and analysis system (live at elect.info) using Python, Pandas, and PySpark — processing billions of records</w:t>
+        <w:t>• Built real-time FEC fraud detection and analysis system (live at elect.info) using Python, Pandas, and PySpark — applied the same federated medallion pattern from Civic Graph to campaign finance data from thousands of committees with different reporting formats</w:t>
       </w:r>
     </w:p>
     <w:p>
@@ -183,7 +183,7 @@
     </w:p>
     <w:p>
       <w:r>
-        <w:t>• Led design and implementation of an enterprise-scale multi-tenant data warehouse for geo-referenced demographic, econometric, and electoral data</w:t>
+        <w:t>• Designed and built Civic Graph — a federated medallion architecture data warehouse harmonizing behavioral, attitudinal, demographic, econometric, and geographical data from state, federal, and international agencies into a unified analytical layer</w:t>
       </w:r>
     </w:p>
     <w:p>
@@ -450,12 +450,12 @@
     </w:p>
     <w:p>
       <w:r>
-        <w:t>Open-source Python library powering all Siege Analytics workflows. 37 GeoDjango models for Census TIGER, NCES, NLRB, and Federal Judicial Districts. 9 population services for demographic analysis. PySpark/Apache Sedona distributed computing utilities. Census API integration for ACS, Decennial, and PL 94-171 redistricting data. Hydra + Pydantic configuration system. 1,884+ tests. Dual-licensed AGPLv3/Commercial.</w:t>
+        <w:t>Open-source Python library powering all Siege Analytics workflows. 37 GeoDjango models for Census TIGER, NCES, NLRB, and Federal Judicial Districts. 9 population services for demographic analysis. PySpark/Apache Sedona distributed computing utilities. Includes geospatial computation functions that run inside Databricks without Apache Sedona or C library dependencies. Census API integration for ACS, Decennial, and PL 94-171 redistricting data. Hydra + Pydantic configuration system. 1,884+ tests. Dual-licensed AGPLv3/Commercial.</w:t>
       </w:r>
     </w:p>
     <w:p>
       <w:r>
-        <w:t>Technologies: Python, GeoDjango, PostGIS, PySpark, Apache Sedona, Hydra, Pydantic, Snowflake, Census API</w:t>
+        <w:t>Technologies: Python, GeoDjango, PostGIS, PySpark, Apache Sedona, Databricks, Hydra, Pydantic, Snowflake, Census API</w:t>
       </w:r>
     </w:p>
     <w:p>
@@ -537,22 +537,22 @@
         <w:pStyle w:val="Heading3"/>
       </w:pPr>
       <w:r>
-        <w:t>Civic Graph Multi-Tenant Data Warehouse (2021 - 2023)</w:t>
+        <w:t>Civic Graph Federated Data Warehouse (2021 - 2023)</w:t>
       </w:r>
     </w:p>
     <w:p>
       <w:r>
-        <w:t>Multi-tenant data warehouse harmonizing polling data from dozens of firms with different methodologies and encoding systems into a unified, queryable dataset.</w:t>
+        <w:t>Federated medallion architecture data warehouse harmonizing behavioral, attitudinal, demographic, econometric, and geographical data longitudinally from state agencies, federal agencies (Census, BLS, NCES), and international sources — each with different schemas, encoding systems, and update cadences — into a unified, queryable analytical layer.</w:t>
       </w:r>
     </w:p>
     <w:p>
       <w:r>
-        <w:t>Technologies: Python, PostgreSQL, PostGIS, PySpark, ETL Pipelines, Meta-Analysis</w:t>
+        <w:t>Technologies: Python, PostgreSQL, PostGIS, PySpark, Databricks, Snowflake, dbt, ETL Pipelines</w:t>
       </w:r>
     </w:p>
     <w:p>
       <w:r>
-        <w:t>Impact: Created a dataset representing $1B+ in accumulated investment that became a foundation for modern electoral analytics, serving dozens of polling and mail firms.</w:t>
+        <w:t>Impact: Created a multi-dimensional dataset representing $1B+ in accumulated investment, measuring socio-economic change across every dimension at every geographic level over time. Foundation architecture directly informed the elect.info federated pipeline design.</w:t>
       </w:r>
     </w:p>
     <w:p>
